--- a/output/tbl-em-brasil-mercados.docx
+++ b/output/tbl-em-brasil-mercados.docx
@@ -824,10 +824,10 @@
   <w:docDefaults>
     <w:rPrDefault>
       <w:rPr>
-        <w:rFonts w:asciiTheme="minorHAnsi" w:cstheme="minorBidi" w:eastAsiaTheme="minorHAnsi" w:hAnsiTheme="minorHAnsi"/>
+        <w:rFonts w:asciiTheme="minorHAnsi" w:cstheme="minorBidi" w:eastAsiaTheme="minorEastAsia" w:hAnsiTheme="minorHAnsi"/>
         <w:sz w:val="24"/>
         <w:szCs w:val="24"/>
-        <w:lang w:bidi="ar-SA" w:eastAsia="en-US" w:val="en-US"/>
+        <w:lang w:bidi="ar-SA" w:eastAsia="zh-CN" w:val="en-US"/>
       </w:rPr>
     </w:rPrDefault>
     <w:pPrDefault>
@@ -1368,13 +1368,6 @@
       </w:tblCellMar>
     </w:tblPr>
     <w:tblStylePr w:type="firstRow">
-      <w:tblPr>
-        <w:jc w:val="left"/>
-        <w:tblInd w:type="dxa" w:w="0"/>
-      </w:tblPr>
-      <w:trPr>
-        <w:jc w:val="left"/>
-      </w:trPr>
       <w:tcPr>
         <w:tcBorders>
           <w:bottom w:val="single"/>
